--- a/hangszoveg/fonyod_hangszoveg.docx
+++ b/hangszoveg/fonyod_hangszoveg.docx
@@ -16,7 +16,25 @@
     <w:p/>
     <w:p>
       <w:r>
-        <w:t>Az állomást helyközi és helyi buszjáratok is érintik, a város autóbusz-állomása közvetlen szomszédságában található, ezzel megkönnyítve az átszállást a különböző közlekedési módok között. Az állomáson utastájékoztató kijelzők, kerékpártárolók, parkolóhelyek és egy peronlift is segíti az utasokat. Nyáron kiemelt balatoni forgalmat bonyolít, számos gyors- és InterCity-vonat megáll itt.</w:t>
+        <w:t xml:space="preserve">Az állomást helyközi és helyi buszjáratok is érintik, a város autóbusz-állomása közvetlen szomszédságában található, ezzel megkönnyítve az átszállást a különböző közlekedési módok között. Az állomáson utastájékoztató kijelzők, kerékpártárolók, parkolóhelyek és  </w:t>
+      </w:r>
+      <w:r>
+        <w:t xml:space="preserve">fedett </w:t>
+      </w:r>
+      <w:r>
+        <w:t>peron</w:t>
+      </w:r>
+      <w:r>
+        <w:t>ok</w:t>
+      </w:r>
+      <w:r>
+        <w:t xml:space="preserve"> is segíti</w:t>
+      </w:r>
+      <w:r>
+        <w:t>k</w:t>
+      </w:r>
+      <w:r>
+        <w:t xml:space="preserve"> az utasokat. Nyáron kiemelt balatoni forgalmat bonyolít, számos gyors- és InterCity-vonat megáll itt.</w:t>
       </w:r>
     </w:p>
     <w:sectPr>
